--- a/Pakages.docx
+++ b/Pakages.docx
@@ -4,6 +4,7 @@
   <w:body>
     <w:p>
       <w:pPr>
+        <w:pStyle w:val="Heading1"/>
         <w:rPr>
           <w:lang w:val="en-US"/>
         </w:rPr>
@@ -12,6 +13,19 @@
         <w:rPr>
           <w:lang w:val="en-US"/>
         </w:rPr>
+        <w:t>Các pakage dùng cho project</w:t>
+      </w:r>
+    </w:p>
+    <w:p>
+      <w:pPr>
+        <w:rPr>
+          <w:lang w:val="en-US"/>
+        </w:rPr>
+      </w:pPr>
+      <w:r>
+        <w:rPr>
+          <w:lang w:val="en-US"/>
+        </w:rPr>
         <w:t>Pakage dùng để xử lý đăng nhập, đăng ký</w:t>
       </w:r>
     </w:p>
@@ -44,7 +58,7 @@
     <w:p>
       <w:pPr>
         <w:rPr>
-          <w:lang w:val="fr-FR"/>
+          <w:lang w:val="en-US"/>
         </w:rPr>
       </w:pPr>
       <w:r>
@@ -52,33 +66,27 @@
       </w:r>
       <w:r>
         <w:rPr>
-          <w:lang w:val="fr-FR"/>
-        </w:rPr>
-        <w:t xml:space="preserve"> (gửi ma</w:t>
-      </w:r>
-      <w:r>
-        <w:rPr>
-          <w:lang w:val="fr-FR"/>
-        </w:rPr>
-        <w:t>il để xác minh tài khoản)</w:t>
+          <w:lang w:val="en-US"/>
+        </w:rPr>
+        <w:t xml:space="preserve"> (gửi mail để xác minh tài khoản)</w:t>
       </w:r>
     </w:p>
     <w:p>
       <w:pPr>
         <w:rPr>
-          <w:lang w:val="fr-FR"/>
+          <w:lang w:val="en-US"/>
         </w:rPr>
       </w:pPr>
     </w:p>
     <w:p>
       <w:pPr>
         <w:rPr>
-          <w:lang w:val="fr-FR"/>
+          <w:lang w:val="en-US"/>
         </w:rPr>
       </w:pPr>
       <w:r>
         <w:rPr>
-          <w:lang w:val="fr-FR"/>
+          <w:lang w:val="en-US"/>
         </w:rPr>
         <w:t>Install-Package Swashbuckle.AspNetCore</w:t>
       </w:r>
@@ -86,10 +94,258 @@
     <w:p>
       <w:pPr>
         <w:rPr>
-          <w:lang w:val="fr-FR"/>
+          <w:lang w:val="en-US"/>
         </w:rPr>
       </w:pPr>
     </w:p>
+    <w:p>
+      <w:pPr>
+        <w:pStyle w:val="Heading1"/>
+        <w:rPr>
+          <w:lang w:val="en-US"/>
+        </w:rPr>
+      </w:pPr>
+      <w:r>
+        <w:rPr>
+          <w:lang w:val="en-US"/>
+        </w:rPr>
+        <w:t xml:space="preserve">Các trang giao diện của web </w:t>
+      </w:r>
+    </w:p>
+    <w:p>
+      <w:pPr>
+        <w:pStyle w:val="Heading2"/>
+        <w:rPr>
+          <w:lang w:val="en-US"/>
+        </w:rPr>
+      </w:pPr>
+      <w:r>
+        <w:t>Nhóm Người mua (Buyer)</w:t>
+      </w:r>
+    </w:p>
+    <w:p>
+      <w:r>
+        <w:rPr>
+          <w:lang w:val="en-US"/>
+        </w:rPr>
+        <w:t>-</w:t>
+      </w:r>
+      <w:r>
+        <w:t xml:space="preserve">  </w:t>
+      </w:r>
+      <w:r>
+        <w:rPr>
+          <w:b/>
+          <w:bCs/>
+        </w:rPr>
+        <w:t>Trang chủ:</w:t>
+      </w:r>
+      <w:r>
+        <w:t xml:space="preserve"> Banner khuyến mãi, danh mục sản phẩm (DanhMucs), sản phẩm mới đăng, sản phẩm phổ biến.</w:t>
+      </w:r>
+    </w:p>
+    <w:p>
+      <w:r>
+        <w:t>-</w:t>
+      </w:r>
+      <w:r>
+        <w:t xml:space="preserve">  </w:t>
+      </w:r>
+      <w:r>
+        <w:rPr>
+          <w:b/>
+          <w:bCs/>
+        </w:rPr>
+        <w:t>Trang Danh sách sản phẩm:</w:t>
+      </w:r>
+      <w:r>
+        <w:t xml:space="preserve"> Bộ lọc theo giá, danh mục, tình trạng (TinhTrangSanPhams).</w:t>
+      </w:r>
+    </w:p>
+    <w:p>
+      <w:r>
+        <w:t>-</w:t>
+      </w:r>
+      <w:r>
+        <w:t xml:space="preserve">  </w:t>
+      </w:r>
+      <w:r>
+        <w:rPr>
+          <w:b/>
+          <w:bCs/>
+        </w:rPr>
+        <w:t>Trang Chi tiết sản phẩm:</w:t>
+      </w:r>
+      <w:r>
+        <w:t xml:space="preserve"> Hiển thị hình ảnh (AnhSanPhams), mô tả, giá, thông tin người bán, đánh giá (DanhGias) và nút "Mua" hoặc "Nhắn tin".</w:t>
+      </w:r>
+    </w:p>
+    <w:p>
+      <w:r>
+        <w:t>-</w:t>
+      </w:r>
+      <w:r>
+        <w:t xml:space="preserve">  </w:t>
+      </w:r>
+      <w:r>
+        <w:rPr>
+          <w:b/>
+          <w:bCs/>
+        </w:rPr>
+        <w:t>Trang Giỏ hàng / Thanh toán:</w:t>
+      </w:r>
+      <w:r>
+        <w:t xml:space="preserve"> Xác nhận sản phẩm, chọn địa chỉ nhận hàng (DiaChis) và phương thức thanh toán (ThanhToans).</w:t>
+      </w:r>
+    </w:p>
+    <w:p>
+      <w:pPr>
+        <w:rPr>
+          <w:lang w:val="en-US"/>
+        </w:rPr>
+      </w:pPr>
+      <w:r>
+        <w:t>-</w:t>
+      </w:r>
+      <w:r>
+        <w:t xml:space="preserve">  </w:t>
+      </w:r>
+      <w:r>
+        <w:rPr>
+          <w:b/>
+          <w:bCs/>
+        </w:rPr>
+        <w:t>Trang Quản lý đơn hàng:</w:t>
+      </w:r>
+      <w:r>
+        <w:t xml:space="preserve"> Theo dõi trạng thái đơn (TheoDoiDonHangs).</w:t>
+      </w:r>
+    </w:p>
+    <w:p>
+      <w:pPr>
+        <w:pStyle w:val="Heading2"/>
+        <w:rPr>
+          <w:lang w:val="en-US"/>
+        </w:rPr>
+      </w:pPr>
+      <w:r>
+        <w:t>Nhóm Người bán (Seller)</w:t>
+      </w:r>
+    </w:p>
+    <w:p>
+      <w:r>
+        <w:rPr>
+          <w:lang w:val="en-US"/>
+        </w:rPr>
+        <w:t>-</w:t>
+      </w:r>
+      <w:r>
+        <w:t xml:space="preserve">  </w:t>
+      </w:r>
+      <w:r>
+        <w:rPr>
+          <w:b/>
+          <w:bCs/>
+        </w:rPr>
+        <w:t>Trang Đăng tin:</w:t>
+      </w:r>
+      <w:r>
+        <w:t xml:space="preserve"> Form nhập tiêu đề, giá, chọn danh mục, mô tả tình trạng và upload nhiều ảnh.</w:t>
+      </w:r>
+    </w:p>
+    <w:p>
+      <w:r>
+        <w:t>-</w:t>
+      </w:r>
+      <w:r>
+        <w:t xml:space="preserve">  </w:t>
+      </w:r>
+      <w:r>
+        <w:rPr>
+          <w:b/>
+          <w:bCs/>
+        </w:rPr>
+        <w:t>Trang Quản lý tin đăng:</w:t>
+      </w:r>
+      <w:r>
+        <w:t xml:space="preserve"> Danh sách đồ đang bán, đã bán hoặc tạm ẩn.</w:t>
+      </w:r>
+    </w:p>
+    <w:p>
+      <w:r>
+        <w:t>-</w:t>
+      </w:r>
+      <w:r>
+        <w:t xml:space="preserve">  </w:t>
+      </w:r>
+      <w:r>
+        <w:rPr>
+          <w:b/>
+          <w:bCs/>
+        </w:rPr>
+        <w:t>Trang Quản lý đơn hàng bán:</w:t>
+      </w:r>
+      <w:r>
+        <w:t xml:space="preserve"> Xác nhận đơn từ người mua.</w:t>
+      </w:r>
+    </w:p>
+    <w:p>
+      <w:pPr>
+        <w:pStyle w:val="Heading2"/>
+        <w:rPr>
+          <w:lang w:val="en-US"/>
+        </w:rPr>
+      </w:pPr>
+      <w:r>
+        <w:t>Nhóm Tài khoản &amp; Tương tác</w:t>
+      </w:r>
+    </w:p>
+    <w:p>
+      <w:r>
+        <w:rPr>
+          <w:lang w:val="en-US"/>
+        </w:rPr>
+        <w:t>-</w:t>
+      </w:r>
+      <w:r>
+        <w:t xml:space="preserve">  </w:t>
+      </w:r>
+      <w:r>
+        <w:rPr>
+          <w:b/>
+          <w:bCs/>
+        </w:rPr>
+        <w:t>Bảng TinNhans:</w:t>
+      </w:r>
+      <w:r>
+        <w:t xml:space="preserve"> Với đồ cũ, người ta thường mặc cả. Giao diện Chat nên có nút "Gửi yêu cầu trả giá" để tăng tính tương tác.</w:t>
+      </w:r>
+    </w:p>
+    <w:p>
+      <w:r>
+        <w:lastRenderedPageBreak/>
+        <w:t>-</w:t>
+      </w:r>
+      <w:r>
+        <w:t xml:space="preserve">  </w:t>
+      </w:r>
+      <w:r>
+        <w:rPr>
+          <w:b/>
+          <w:bCs/>
+        </w:rPr>
+        <w:t>Bảng TheoDoiDonHangs:</w:t>
+      </w:r>
+      <w:r>
+        <w:t xml:space="preserve"> Nên có một thanh Timeline (tiến trình) để người mua biết món đồ đang ở bước nào (Đang đóng gói, Đang giao, v.v.).</w:t>
+      </w:r>
+    </w:p>
+    <w:p/>
+    <w:p/>
+    <w:p/>
+    <w:p/>
+    <w:p/>
+    <w:p/>
     <w:sectPr>
       <w:pgSz w:w="11906" w:h="16838"/>
       <w:pgMar w:top="1440" w:right="1440" w:bottom="1440" w:left="1440" w:header="720" w:footer="720" w:gutter="0"/>
@@ -528,7 +784,6 @@
     <w:next w:val="Normal"/>
     <w:link w:val="Heading2Char"/>
     <w:uiPriority w:val="9"/>
-    <w:semiHidden/>
     <w:unhideWhenUsed/>
     <w:qFormat/>
     <w:rsid w:val="0030026D"/>
@@ -703,7 +958,6 @@
   <w:style w:type="character" w:default="1" w:styleId="DefaultParagraphFont">
     <w:name w:val="Default Paragraph Font"/>
     <w:uiPriority w:val="1"/>
-    <w:semiHidden/>
     <w:unhideWhenUsed/>
   </w:style>
   <w:style w:type="table" w:default="1" w:styleId="TableNormal">
@@ -745,7 +999,6 @@
     <w:basedOn w:val="DefaultParagraphFont"/>
     <w:link w:val="Heading2"/>
     <w:uiPriority w:val="9"/>
-    <w:semiHidden/>
     <w:rsid w:val="0030026D"/>
     <w:rPr>
       <w:rFonts w:asciiTheme="majorHAnsi" w:eastAsiaTheme="majorEastAsia" w:hAnsiTheme="majorHAnsi" w:cstheme="majorBidi"/>
